--- a/assets/enterprise_5days/企业级LLM应用工程师_5天实战训练营_课程大纲.docx
+++ b/assets/enterprise_5days/企业级LLM应用工程师_5天实战训练营_课程大纲.docx
@@ -571,10 +571,7 @@
         <w:ind w:left="340"/>
       </w:pPr>
       <w:r>
-        <w:rPr>
-          <w:color w:val="202020"/>
-        </w:rPr>
-        <w:t>Python：3.10–3.12（课程已在 3.11 全程通过）</w:t>
+        <w:t>Python：推荐使用 llmcs 环境 Python 3.11.15（已支持官方 MCP SDK 与 Langfuse 3.x；无 Langfuse key 时走 mock observability）</w:t>
       </w:r>
     </w:p>
     <w:p>
@@ -8149,7 +8146,7 @@
         <w:rPr>
           <w:color w:val="202020"/>
         </w:rPr>
-        <w:t>数据集：custom_pretrain_corpus.txt · enterprise_docs/ · eval_dataset.jsonl（120 题评测集）</w:t>
+        <w:t>数据集：custom_pretrain_corpus.txt · eval_dataset.jsonl（10 题课堂小评测集）· enterprise_docs/（扩展企业语料占位）</w:t>
       </w:r>
     </w:p>
     <w:p>
@@ -8159,10 +8156,7 @@
         <w:ind w:left="340"/>
       </w:pPr>
       <w:r>
-        <w:rPr>
-          <w:color w:val="202020"/>
-        </w:rPr>
-        <w:t>环境模板：.env.example · requirements.txt · 全程在 Python 3.11 验证通过</w:t>
+        <w:t>环境模板：.env.example · requirements.txt · 默认按 llmcs / Python 3.11.15 验证</w:t>
       </w:r>
     </w:p>
     <w:p>
